--- a/exemplos/resultado-resumo-rapido-ficticio.docx
+++ b/exemplos/resultado-resumo-rapido-ficticio.docx
@@ -18,7 +18,7 @@
     </w:p>
     <w:p>
       <w:r>
-        <w:t>Gerado em: 07/09/2026 às 02:30</w:t>
+        <w:t>Gerado em: 07/09/2026 às 17:12</w:t>
       </w:r>
     </w:p>
     <w:p>
@@ -39,7 +39,40 @@
         <w:pStyle w:val="Heading1"/>
       </w:pPr>
       <w:r>
-        <w:t>Resumo do caso</w:t>
+        <w:t>Quadro rápido</w:t>
+      </w:r>
+    </w:p>
+    <w:p>
+      <w:r>
+        <w:t>Área provável: Cível</w:t>
+      </w:r>
+    </w:p>
+    <w:p>
+      <w:r>
+        <w:t>Número do processo: xxx</w:t>
+      </w:r>
+    </w:p>
+    <w:p>
+      <w:r>
+        <w:t>Juízo ou órgão julgador: 1ª V. F. C. E.</w:t>
+      </w:r>
+    </w:p>
+    <w:p>
+      <w:r>
+        <w:t>Datas localizadas: 01/08/2026</w:t>
+      </w:r>
+    </w:p>
+    <w:p>
+      <w:r>
+        <w:t>Dispositivos citados: Não identificados.</w:t>
+      </w:r>
+    </w:p>
+    <w:p>
+      <w:pPr>
+        <w:pStyle w:val="Heading1"/>
+      </w:pPr>
+      <w:r>
+        <w:t>Resuminho do caso</w:t>
       </w:r>
     </w:p>
     <w:p>
@@ -68,10 +101,18 @@
     </w:p>
     <w:p>
       <w:pPr>
+        <w:pStyle w:val="Heading1"/>
+      </w:pPr>
+      <w:r>
+        <w:t>Linha do tempo essencial</w:t>
+      </w:r>
+    </w:p>
+    <w:p>
+      <w:pPr>
         <w:pStyle w:val="ListBullet"/>
       </w:pPr>
       <w:r>
-        <w:t>1ª Vara Fictícia da Comarca Exemplo Autor: (p. 1)</w:t>
+        <w:t>01/08/2026: A autora alega falha contratual ocorrida em 01/08/2026.</w:t>
       </w:r>
     </w:p>
     <w:p>
@@ -79,30 +120,12 @@
         <w:pStyle w:val="Heading1"/>
       </w:pPr>
       <w:r>
-        <w:t>Identificação</w:t>
+        <w:t>Envolvidos e representantes</w:t>
       </w:r>
     </w:p>
     <w:p>
       <w:r>
-        <w:t>Número do processo: 1234567-89.2026.8.09.0001</w:t>
-      </w:r>
-    </w:p>
-    <w:p>
-      <w:r>
-        <w:t>Órgão julgador: 1ª Vara Fictícia da Comarca Exemplo</w:t>
-      </w:r>
-    </w:p>
-    <w:p>
-      <w:pPr>
-        <w:pStyle w:val="Heading1"/>
-      </w:pPr>
-      <w:r>
-        <w:t>Partes e representantes</w:t>
-      </w:r>
-    </w:p>
-    <w:p>
-      <w:r>
-        <w:t>Polo autor ou requerente</w:t>
+        <w:t>Polo autor, requerente ou comunicante</w:t>
       </w:r>
     </w:p>
     <w:p>
@@ -110,12 +133,12 @@
         <w:pStyle w:val="ListBullet"/>
       </w:pPr>
       <w:r>
-        <w:t>Marina Exemplo</w:t>
+        <w:t>M. E.</w:t>
       </w:r>
     </w:p>
     <w:p>
       <w:r>
-        <w:t>Polo réu ou requerido</w:t>
+        <w:t>Polo réu, requerido, investigado ou acusado</w:t>
       </w:r>
     </w:p>
     <w:p>
@@ -123,7 +146,15 @@
         <w:pStyle w:val="ListBullet"/>
       </w:pPr>
       <w:r>
-        <w:t>Empresa Fictícia Ltda.</w:t>
+        <w:t>E. F. L..</w:t>
+      </w:r>
+    </w:p>
+    <w:p>
+      <w:pPr>
+        <w:pStyle w:val="ListBullet"/>
+      </w:pPr>
+      <w:r>
+        <w:t>E. F. L.</w:t>
       </w:r>
     </w:p>
     <w:p>
@@ -144,7 +175,23 @@
         <w:pStyle w:val="Heading1"/>
       </w:pPr>
       <w:r>
-        <w:t>Pedidos e pretensões localizados</w:t>
+        <w:t>Crime ou matéria jurídica localizada</w:t>
+      </w:r>
+    </w:p>
+    <w:p>
+      <w:pPr>
+        <w:pStyle w:val="ListBullet"/>
+      </w:pPr>
+      <w:r>
+        <w:t>Não identificado como matéria criminal no texto extraído.</w:t>
+      </w:r>
+    </w:p>
+    <w:p>
+      <w:pPr>
+        <w:pStyle w:val="Heading1"/>
+      </w:pPr>
+      <w:r>
+        <w:t>Pedidos, teses ou pretensões</w:t>
       </w:r>
     </w:p>
     <w:p>
@@ -160,7 +207,7 @@
         <w:pStyle w:val="Heading1"/>
       </w:pPr>
       <w:r>
-        <w:t>Decisões e conclusões localizadas</w:t>
+        <w:t>Provas e documentos centrais</w:t>
       </w:r>
     </w:p>
     <w:p>
@@ -168,7 +215,7 @@
         <w:pStyle w:val="ListBullet"/>
       </w:pPr>
       <w:r>
-        <w:t>O juízo decidiu intimar a parte ré para manifestar-se no prazo legal. (p. 1)</w:t>
+        <w:t>D. I. F. P. T. P.: xxx Órgão julgador: 1ª V. F. C. E. A.: M. E. R.: E. F. L.. (p. 1)</w:t>
       </w:r>
     </w:p>
     <w:p>
@@ -176,7 +223,7 @@
         <w:pStyle w:val="Heading1"/>
       </w:pPr>
       <w:r>
-        <w:t>Providências, prazos e atos pendentes</w:t>
+        <w:t>Pendências e próximos pontos de conferência</w:t>
       </w:r>
     </w:p>
     <w:p>
@@ -225,6 +272,86 @@
       </w:pPr>
       <w:r>
         <w:t>Nenhuma jurisprudência, fato ou conclusão foi acrescentada fora do documento.</w:t>
+      </w:r>
+    </w:p>
+    <w:p>
+      <w:pPr>
+        <w:pStyle w:val="Heading1"/>
+      </w:pPr>
+      <w:r>
+        <w:t>Aviso jurídico e segurança</w:t>
+      </w:r>
+    </w:p>
+    <w:p>
+      <w:pPr>
+        <w:pStyle w:val="ListBullet"/>
+      </w:pPr>
+      <w:r>
+        <w:t>Este relatório é uma base informativa, não orientação jurídica para um caso específico.</w:t>
+      </w:r>
+    </w:p>
+    <w:p>
+      <w:pPr>
+        <w:pStyle w:val="ListBullet"/>
+      </w:pPr>
+      <w:r>
+        <w:t>O resultado não substitui a análise de advogado, defensoria, órgão público competente ou profissional habilitado.</w:t>
+      </w:r>
+    </w:p>
+    <w:p>
+      <w:pPr>
+        <w:pStyle w:val="ListBullet"/>
+      </w:pPr>
+      <w:r>
+        <w:t>Confira sempre o documento original antes de usar nomes, datas, valores, prazos, fundamentos ou conclusões.</w:t>
+      </w:r>
+    </w:p>
+    <w:p>
+      <w:pPr>
+        <w:pStyle w:val="ListBullet"/>
+      </w:pPr>
+      <w:r>
+        <w:t>Documentos jurídicos podem conter dados pessoais, dados sensíveis, segredo de justiça e informações confidenciais.</w:t>
+      </w:r>
+    </w:p>
+    <w:p>
+      <w:pPr>
+        <w:pStyle w:val="ListBullet"/>
+      </w:pPr>
+      <w:r>
+        <w:t>Por segurança, números de processo são substituídos por `xxx` e dados pessoais identificáveis devem ser abreviados ou ocultados no relatório.</w:t>
+      </w:r>
+    </w:p>
+    <w:p>
+      <w:pPr>
+        <w:pStyle w:val="ListBullet"/>
+      </w:pPr>
+      <w:r>
+        <w:t>A anonimização automática é uma proteção auxiliar e pode falhar; revise o arquivo antes de compartilhar.</w:t>
+      </w:r>
+    </w:p>
+    <w:p>
+      <w:pPr>
+        <w:pStyle w:val="ListBullet"/>
+      </w:pPr>
+      <w:r>
+        <w:t>Proteja os arquivos gerados, evite computador compartilhado e tenha cautela antes de enviar o relatório por e-mail, mensagens ou nuvem.</w:t>
+      </w:r>
+    </w:p>
+    <w:p>
+      <w:pPr>
+        <w:pStyle w:val="ListBullet"/>
+      </w:pPr>
+      <w:r>
+        <w:t>A pessoa usuária é responsável por avaliar sigilo profissional, LGPD, autorização de acesso, finalidade do uso, guarda e descarte dos arquivos.</w:t>
+      </w:r>
+    </w:p>
+    <w:p>
+      <w:pPr>
+        <w:pStyle w:val="ListBullet"/>
+      </w:pPr>
+      <w:r>
+        <w:t>O aplicativo funciona localmente e não pesquisa legislação, jurisprudência ou doutrina atualizada na internet.</w:t>
       </w:r>
     </w:p>
     <w:sectPr>
